--- a/WebFlux Notes.docx
+++ b/WebFlux Notes.docx
@@ -15,7 +15,6 @@
           <w:lang w:val="en-US"/>
         </w:rPr>
       </w:pPr>
-      <w:proofErr w:type="spellStart"/>
       <w:r>
         <w:rPr>
           <w:b/>
@@ -26,20 +25,7 @@
           <w:u w:val="single"/>
           <w:lang w:val="en-US"/>
         </w:rPr>
-        <w:t>WebFlux</w:t>
-      </w:r>
-      <w:proofErr w:type="spellEnd"/>
-      <w:r>
-        <w:rPr>
-          <w:b/>
-          <w:bCs/>
-          <w:color w:val="FF0000"/>
-          <w:sz w:val="32"/>
-          <w:szCs w:val="32"/>
-          <w:u w:val="single"/>
-          <w:lang w:val="en-US"/>
-        </w:rPr>
-        <w:t xml:space="preserve"> Spring Boot</w:t>
+        <w:t>WebFlux Spring Boot</w:t>
       </w:r>
     </w:p>
     <w:p>
@@ -64,10 +50,8 @@
           <w:u w:val="single"/>
           <w:lang w:val="en-US"/>
         </w:rPr>
-        <w:t xml:space="preserve">What is </w:t>
-      </w:r>
-      <w:proofErr w:type="spellStart"/>
-      <w:proofErr w:type="gramStart"/>
+        <w:t>What is webflux?</w:t>
+      </w:r>
       <w:r>
         <w:rPr>
           <w:b/>
@@ -78,10 +62,46 @@
           <w:u w:val="single"/>
           <w:lang w:val="en-US"/>
         </w:rPr>
-        <w:t>webflux</w:t>
-      </w:r>
-      <w:proofErr w:type="spellEnd"/>
-      <w:r>
+        <w:t>:</w:t>
+      </w:r>
+    </w:p>
+    <w:p>
+      <w:pPr>
+        <w:rPr>
+          <w:color w:val="000000" w:themeColor="text1"/>
+        </w:rPr>
+      </w:pPr>
+      <w:r>
+        <w:rPr>
+          <w:color w:val="000000" w:themeColor="text1"/>
+        </w:rPr>
+        <w:t>Spring WebFlux is a fully non-blocking, reactive web framework included in the Spring Framework ecosystem</w:t>
+      </w:r>
+      <w:r>
+        <w:rPr>
+          <w:color w:val="000000" w:themeColor="text1"/>
+        </w:rPr>
+        <w:t>. Its event driven model.</w:t>
+      </w:r>
+      <w:r>
+        <w:t xml:space="preserve"> </w:t>
+      </w:r>
+      <w:r>
+        <w:rPr>
+          <w:color w:val="000000" w:themeColor="text1"/>
+        </w:rPr>
+        <w:t>WebFlux uses a small pool of threads to handle a massive volume of concurrent requests asynchronously.</w:t>
+      </w:r>
+    </w:p>
+    <w:p>
+      <w:pPr>
+        <w:rPr>
+          <w:color w:val="000000" w:themeColor="text1"/>
+        </w:rPr>
+      </w:pPr>
+    </w:p>
+    <w:p>
+      <w:pPr>
         <w:rPr>
           <w:b/>
           <w:bCs/>
@@ -91,8 +111,7 @@
           <w:u w:val="single"/>
           <w:lang w:val="en-US"/>
         </w:rPr>
-        <w:t>?</w:t>
-      </w:r>
+      </w:pPr>
       <w:r>
         <w:rPr>
           <w:b/>
@@ -103,58 +122,26 @@
           <w:u w:val="single"/>
           <w:lang w:val="en-US"/>
         </w:rPr>
-        <w:t>:</w:t>
-      </w:r>
-      <w:proofErr w:type="gramEnd"/>
-    </w:p>
-    <w:p>
-      <w:pPr>
-        <w:rPr>
-          <w:color w:val="000000" w:themeColor="text1"/>
-        </w:rPr>
-      </w:pPr>
-      <w:r>
-        <w:rPr>
-          <w:color w:val="000000" w:themeColor="text1"/>
-        </w:rPr>
-        <w:t xml:space="preserve">Spring </w:t>
-      </w:r>
-      <w:proofErr w:type="spellStart"/>
-      <w:r>
-        <w:rPr>
-          <w:color w:val="000000" w:themeColor="text1"/>
-        </w:rPr>
-        <w:t>WebFlux</w:t>
-      </w:r>
-      <w:proofErr w:type="spellEnd"/>
-      <w:r>
-        <w:rPr>
-          <w:color w:val="000000" w:themeColor="text1"/>
-        </w:rPr>
-        <w:t xml:space="preserve"> is a fully non-blocking, reactive web framework included in the Spring Framework ecosystem</w:t>
-      </w:r>
-      <w:r>
-        <w:rPr>
-          <w:color w:val="000000" w:themeColor="text1"/>
-        </w:rPr>
-        <w:t>. Its event driven model.</w:t>
-      </w:r>
-      <w:r>
-        <w:t xml:space="preserve"> </w:t>
-      </w:r>
-      <w:proofErr w:type="spellStart"/>
-      <w:r>
-        <w:rPr>
-          <w:color w:val="000000" w:themeColor="text1"/>
-        </w:rPr>
-        <w:t>WebFlux</w:t>
-      </w:r>
-      <w:proofErr w:type="spellEnd"/>
-      <w:r>
-        <w:rPr>
-          <w:color w:val="000000" w:themeColor="text1"/>
-        </w:rPr>
-        <w:t xml:space="preserve"> uses a small pool of threads to handle a massive volume of concurrent requests asynchronously.</w:t>
+        <w:t>Why do we need webflux?:</w:t>
+      </w:r>
+    </w:p>
+    <w:p>
+      <w:pPr>
+        <w:rPr>
+          <w:color w:val="000000" w:themeColor="text1"/>
+        </w:rPr>
+      </w:pPr>
+      <w:r>
+        <w:rPr>
+          <w:color w:val="000000" w:themeColor="text1"/>
+        </w:rPr>
+        <w:t xml:space="preserve">In </w:t>
+      </w:r>
+      <w:r>
+        <w:rPr>
+          <w:color w:val="000000" w:themeColor="text1"/>
+        </w:rPr>
+        <w:t>spring mvc each request occupies a thread until its finished which is blocking. Webflux uses non-blocking model which allows the thread to handle another request while it waits for i/o or network process.</w:t>
       </w:r>
     </w:p>
     <w:p>
@@ -173,7 +160,6 @@
           <w:sz w:val="24"/>
           <w:szCs w:val="24"/>
           <w:u w:val="single"/>
-          <w:lang w:val="en-US"/>
         </w:rPr>
       </w:pPr>
       <w:r>
@@ -184,13 +170,32 @@
           <w:sz w:val="24"/>
           <w:szCs w:val="24"/>
           <w:u w:val="single"/>
-          <w:lang w:val="en-US"/>
-        </w:rPr>
-        <w:t xml:space="preserve">Why do we need </w:t>
-      </w:r>
-      <w:proofErr w:type="spellStart"/>
-      <w:proofErr w:type="gramStart"/>
-      <w:r>
+        </w:rPr>
+        <w:t>Mono Vs Flux data return types:</w:t>
+      </w:r>
+    </w:p>
+    <w:p>
+      <w:pPr>
+        <w:rPr>
+          <w:color w:val="000000" w:themeColor="text1"/>
+        </w:rPr>
+      </w:pPr>
+      <w:r>
+        <w:rPr>
+          <w:color w:val="000000" w:themeColor="text1"/>
+        </w:rPr>
+        <w:t>A mono return type means we only return one data structure, or one value. And a flux means we return a list or a data type that is not only one.</w:t>
+      </w:r>
+    </w:p>
+    <w:p>
+      <w:pPr>
+        <w:rPr>
+          <w:color w:val="000000" w:themeColor="text1"/>
+        </w:rPr>
+      </w:pPr>
+    </w:p>
+    <w:p>
+      <w:pPr>
         <w:rPr>
           <w:b/>
           <w:bCs/>
@@ -198,11 +203,8 @@
           <w:sz w:val="24"/>
           <w:szCs w:val="24"/>
           <w:u w:val="single"/>
-          <w:lang w:val="en-US"/>
-        </w:rPr>
-        <w:t>webflux</w:t>
-      </w:r>
-      <w:proofErr w:type="spellEnd"/>
+        </w:rPr>
+      </w:pPr>
       <w:r>
         <w:rPr>
           <w:b/>
@@ -211,95 +213,131 @@
           <w:sz w:val="24"/>
           <w:szCs w:val="24"/>
           <w:u w:val="single"/>
-          <w:lang w:val="en-US"/>
-        </w:rPr>
-        <w:t>?:</w:t>
-      </w:r>
-      <w:proofErr w:type="gramEnd"/>
-    </w:p>
-    <w:p>
-      <w:pPr>
-        <w:rPr>
-          <w:color w:val="000000" w:themeColor="text1"/>
-        </w:rPr>
-      </w:pPr>
-      <w:r>
-        <w:rPr>
-          <w:color w:val="000000" w:themeColor="text1"/>
-        </w:rPr>
-        <w:t xml:space="preserve">In </w:t>
-      </w:r>
-      <w:r>
-        <w:rPr>
-          <w:color w:val="000000" w:themeColor="text1"/>
-        </w:rPr>
-        <w:t xml:space="preserve">spring </w:t>
-      </w:r>
-      <w:proofErr w:type="spellStart"/>
-      <w:r>
-        <w:rPr>
-          <w:color w:val="000000" w:themeColor="text1"/>
-        </w:rPr>
-        <w:t>mvc</w:t>
-      </w:r>
-      <w:proofErr w:type="spellEnd"/>
-      <w:r>
-        <w:rPr>
-          <w:color w:val="000000" w:themeColor="text1"/>
-        </w:rPr>
-        <w:t xml:space="preserve"> each request occupies a thread until its finished which is blocking. </w:t>
-      </w:r>
-      <w:proofErr w:type="spellStart"/>
-      <w:r>
-        <w:rPr>
-          <w:color w:val="000000" w:themeColor="text1"/>
-        </w:rPr>
-        <w:t>Webflux</w:t>
-      </w:r>
-      <w:proofErr w:type="spellEnd"/>
-      <w:r>
-        <w:rPr>
-          <w:color w:val="000000" w:themeColor="text1"/>
-        </w:rPr>
-        <w:t xml:space="preserve"> uses non-blocking model which allows the thread to handle another request while it waits for </w:t>
-      </w:r>
-      <w:proofErr w:type="spellStart"/>
-      <w:r>
-        <w:rPr>
-          <w:color w:val="000000" w:themeColor="text1"/>
-        </w:rPr>
-        <w:t>i</w:t>
-      </w:r>
-      <w:proofErr w:type="spellEnd"/>
-      <w:r>
-        <w:rPr>
-          <w:color w:val="000000" w:themeColor="text1"/>
-        </w:rPr>
-        <w:t>/o or network process.</w:t>
-      </w:r>
-    </w:p>
-    <w:p>
-      <w:pPr>
-        <w:rPr>
-          <w:color w:val="000000" w:themeColor="text1"/>
-        </w:rPr>
-      </w:pPr>
-    </w:p>
-    <w:p>
-      <w:pPr>
-        <w:rPr>
-          <w:color w:val="000000" w:themeColor="text1"/>
-        </w:rPr>
-      </w:pPr>
-    </w:p>
-    <w:p>
-      <w:pPr>
-        <w:rPr>
-          <w:color w:val="000000" w:themeColor="text1"/>
-        </w:rPr>
-      </w:pPr>
-    </w:p>
-    <w:p/>
+        </w:rPr>
+        <w:t>Publisher and Subscriber:</w:t>
+      </w:r>
+    </w:p>
+    <w:p>
+      <w:pPr>
+        <w:rPr>
+          <w:color w:val="000000" w:themeColor="text1"/>
+        </w:rPr>
+      </w:pPr>
+      <w:r>
+        <w:rPr>
+          <w:color w:val="000000" w:themeColor="text1"/>
+        </w:rPr>
+        <w:t xml:space="preserve">In reactive programming we have publishers and subscribers. Its basically an event loop that uses the publisher subscriber. </w:t>
+      </w:r>
+    </w:p>
+    <w:p>
+      <w:pPr>
+        <w:rPr>
+          <w:color w:val="000000" w:themeColor="text1"/>
+        </w:rPr>
+      </w:pPr>
+    </w:p>
+    <w:p>
+      <w:pPr>
+        <w:rPr>
+          <w:b/>
+          <w:bCs/>
+          <w:color w:val="000000" w:themeColor="text1"/>
+          <w:sz w:val="24"/>
+          <w:szCs w:val="24"/>
+          <w:u w:val="single"/>
+        </w:rPr>
+      </w:pPr>
+      <w:r>
+        <w:rPr>
+          <w:b/>
+          <w:bCs/>
+          <w:color w:val="000000" w:themeColor="text1"/>
+          <w:sz w:val="24"/>
+          <w:szCs w:val="24"/>
+          <w:u w:val="single"/>
+        </w:rPr>
+        <w:t>Some important notes:</w:t>
+      </w:r>
+    </w:p>
+    <w:p>
+      <w:pPr>
+        <w:rPr>
+          <w:color w:val="000000" w:themeColor="text1"/>
+        </w:rPr>
+      </w:pPr>
+      <w:r>
+        <w:rPr>
+          <w:color w:val="000000" w:themeColor="text1"/>
+        </w:rPr>
+        <w:t>Mono as a function return type.</w:t>
+      </w:r>
+    </w:p>
+    <w:p>
+      <w:pPr>
+        <w:rPr>
+          <w:color w:val="000000" w:themeColor="text1"/>
+        </w:rPr>
+      </w:pPr>
+      <w:r>
+        <w:rPr>
+          <w:color w:val="000000" w:themeColor="text1"/>
+        </w:rPr>
+        <w:t>Mono as a publisher</w:t>
+      </w:r>
+    </w:p>
+    <w:p>
+      <w:pPr>
+        <w:rPr>
+          <w:color w:val="000000" w:themeColor="text1"/>
+        </w:rPr>
+      </w:pPr>
+      <w:r>
+        <w:rPr>
+          <w:color w:val="000000" w:themeColor="text1"/>
+        </w:rPr>
+        <w:t>Subscribing to mono</w:t>
+      </w:r>
+    </w:p>
+    <w:p>
+      <w:pPr>
+        <w:rPr>
+          <w:color w:val="000000" w:themeColor="text1"/>
+        </w:rPr>
+      </w:pPr>
+      <w:r>
+        <w:rPr>
+          <w:color w:val="000000" w:themeColor="text1"/>
+        </w:rPr>
+        <w:t>Logging a mono</w:t>
+      </w:r>
+    </w:p>
+    <w:p>
+      <w:pPr>
+        <w:rPr>
+          <w:color w:val="000000" w:themeColor="text1"/>
+        </w:rPr>
+      </w:pPr>
+      <w:r>
+        <w:rPr>
+          <w:color w:val="000000" w:themeColor="text1"/>
+        </w:rPr>
+        <w:t>Using the Just or empty for the mono return type</w:t>
+      </w:r>
+    </w:p>
+    <w:p>
+      <w:pPr>
+        <w:rPr>
+          <w:color w:val="000000" w:themeColor="text1"/>
+        </w:rPr>
+      </w:pPr>
+      <w:r>
+        <w:rPr>
+          <w:color w:val="000000" w:themeColor="text1"/>
+        </w:rPr>
+        <w:t>Flux publisher</w:t>
+      </w:r>
+    </w:p>
     <w:sectPr>
       <w:pgSz w:w="11906" w:h="16838"/>
       <w:pgMar w:top="1417" w:right="1417" w:bottom="1134" w:left="1417" w:header="720" w:footer="720" w:gutter="0"/>
@@ -912,6 +950,7 @@
   <w:style w:type="character" w:default="1" w:styleId="DefaultParagraphFont">
     <w:name w:val="Default Paragraph Font"/>
     <w:uiPriority w:val="1"/>
+    <w:semiHidden/>
     <w:unhideWhenUsed/>
   </w:style>
   <w:style w:type="table" w:default="1" w:styleId="TableNormal">

--- a/WebFlux Notes.docx
+++ b/WebFlux Notes.docx
@@ -15,6 +15,7 @@
           <w:lang w:val="en-US"/>
         </w:rPr>
       </w:pPr>
+      <w:proofErr w:type="spellStart"/>
       <w:r>
         <w:rPr>
           <w:b/>
@@ -25,22 +26,24 @@
           <w:u w:val="single"/>
           <w:lang w:val="en-US"/>
         </w:rPr>
-        <w:t>WebFlux Spring Boot</w:t>
-      </w:r>
-    </w:p>
-    <w:p>
-      <w:pPr>
-        <w:rPr>
-          <w:b/>
-          <w:bCs/>
-          <w:color w:val="000000" w:themeColor="text1"/>
-          <w:sz w:val="24"/>
-          <w:szCs w:val="24"/>
+        <w:t>WebFlux</w:t>
+      </w:r>
+      <w:proofErr w:type="spellEnd"/>
+      <w:r>
+        <w:rPr>
+          <w:b/>
+          <w:bCs/>
+          <w:color w:val="FF0000"/>
+          <w:sz w:val="32"/>
+          <w:szCs w:val="32"/>
           <w:u w:val="single"/>
           <w:lang w:val="en-US"/>
         </w:rPr>
-      </w:pPr>
-      <w:r>
+        <w:t xml:space="preserve"> Spring Boot</w:t>
+      </w:r>
+    </w:p>
+    <w:p>
+      <w:pPr>
         <w:rPr>
           <w:b/>
           <w:bCs/>
@@ -50,8 +53,7 @@
           <w:u w:val="single"/>
           <w:lang w:val="en-US"/>
         </w:rPr>
-        <w:t>What is webflux?</w:t>
-      </w:r>
+      </w:pPr>
       <w:r>
         <w:rPr>
           <w:b/>
@@ -62,46 +64,10 @@
           <w:u w:val="single"/>
           <w:lang w:val="en-US"/>
         </w:rPr>
-        <w:t>:</w:t>
-      </w:r>
-    </w:p>
-    <w:p>
-      <w:pPr>
-        <w:rPr>
-          <w:color w:val="000000" w:themeColor="text1"/>
-        </w:rPr>
-      </w:pPr>
-      <w:r>
-        <w:rPr>
-          <w:color w:val="000000" w:themeColor="text1"/>
-        </w:rPr>
-        <w:t>Spring WebFlux is a fully non-blocking, reactive web framework included in the Spring Framework ecosystem</w:t>
-      </w:r>
-      <w:r>
-        <w:rPr>
-          <w:color w:val="000000" w:themeColor="text1"/>
-        </w:rPr>
-        <w:t>. Its event driven model.</w:t>
-      </w:r>
-      <w:r>
-        <w:t xml:space="preserve"> </w:t>
-      </w:r>
-      <w:r>
-        <w:rPr>
-          <w:color w:val="000000" w:themeColor="text1"/>
-        </w:rPr>
-        <w:t>WebFlux uses a small pool of threads to handle a massive volume of concurrent requests asynchronously.</w:t>
-      </w:r>
-    </w:p>
-    <w:p>
-      <w:pPr>
-        <w:rPr>
-          <w:color w:val="000000" w:themeColor="text1"/>
-        </w:rPr>
-      </w:pPr>
-    </w:p>
-    <w:p>
-      <w:pPr>
+        <w:t xml:space="preserve">What is </w:t>
+      </w:r>
+      <w:proofErr w:type="spellStart"/>
+      <w:r>
         <w:rPr>
           <w:b/>
           <w:bCs/>
@@ -111,7 +77,9 @@
           <w:u w:val="single"/>
           <w:lang w:val="en-US"/>
         </w:rPr>
-      </w:pPr>
+        <w:t>webflux</w:t>
+      </w:r>
+      <w:proofErr w:type="spellEnd"/>
       <w:r>
         <w:rPr>
           <w:b/>
@@ -122,7 +90,127 @@
           <w:u w:val="single"/>
           <w:lang w:val="en-US"/>
         </w:rPr>
-        <w:t>Why do we need webflux?:</w:t>
+        <w:t>?</w:t>
+      </w:r>
+      <w:r>
+        <w:rPr>
+          <w:b/>
+          <w:bCs/>
+          <w:color w:val="000000" w:themeColor="text1"/>
+          <w:sz w:val="24"/>
+          <w:szCs w:val="24"/>
+          <w:u w:val="single"/>
+          <w:lang w:val="en-US"/>
+        </w:rPr>
+        <w:t>:</w:t>
+      </w:r>
+    </w:p>
+    <w:p>
+      <w:pPr>
+        <w:rPr>
+          <w:color w:val="000000" w:themeColor="text1"/>
+        </w:rPr>
+      </w:pPr>
+      <w:r>
+        <w:rPr>
+          <w:color w:val="000000" w:themeColor="text1"/>
+        </w:rPr>
+        <w:t xml:space="preserve">Spring </w:t>
+      </w:r>
+      <w:proofErr w:type="spellStart"/>
+      <w:r>
+        <w:rPr>
+          <w:color w:val="000000" w:themeColor="text1"/>
+        </w:rPr>
+        <w:t>WebFlux</w:t>
+      </w:r>
+      <w:proofErr w:type="spellEnd"/>
+      <w:r>
+        <w:rPr>
+          <w:color w:val="000000" w:themeColor="text1"/>
+        </w:rPr>
+        <w:t xml:space="preserve"> is a fully non-blocking, reactive web framework included in the Spring Framework ecosystem</w:t>
+      </w:r>
+      <w:r>
+        <w:rPr>
+          <w:color w:val="000000" w:themeColor="text1"/>
+        </w:rPr>
+        <w:t>. Its event driven model.</w:t>
+      </w:r>
+      <w:r>
+        <w:t xml:space="preserve"> </w:t>
+      </w:r>
+      <w:proofErr w:type="spellStart"/>
+      <w:r>
+        <w:rPr>
+          <w:color w:val="000000" w:themeColor="text1"/>
+        </w:rPr>
+        <w:t>WebFlux</w:t>
+      </w:r>
+      <w:proofErr w:type="spellEnd"/>
+      <w:r>
+        <w:rPr>
+          <w:color w:val="000000" w:themeColor="text1"/>
+        </w:rPr>
+        <w:t xml:space="preserve"> uses a small pool of threads to handle a massive volume of concurrent requests asynchronously.</w:t>
+      </w:r>
+    </w:p>
+    <w:p>
+      <w:pPr>
+        <w:rPr>
+          <w:color w:val="000000" w:themeColor="text1"/>
+        </w:rPr>
+      </w:pPr>
+    </w:p>
+    <w:p>
+      <w:pPr>
+        <w:rPr>
+          <w:b/>
+          <w:bCs/>
+          <w:color w:val="000000" w:themeColor="text1"/>
+          <w:sz w:val="24"/>
+          <w:szCs w:val="24"/>
+          <w:u w:val="single"/>
+          <w:lang w:val="en-US"/>
+        </w:rPr>
+      </w:pPr>
+      <w:r>
+        <w:rPr>
+          <w:b/>
+          <w:bCs/>
+          <w:color w:val="000000" w:themeColor="text1"/>
+          <w:sz w:val="24"/>
+          <w:szCs w:val="24"/>
+          <w:u w:val="single"/>
+          <w:lang w:val="en-US"/>
+        </w:rPr>
+        <w:t xml:space="preserve">Why do we need </w:t>
+      </w:r>
+      <w:proofErr w:type="spellStart"/>
+      <w:r>
+        <w:rPr>
+          <w:b/>
+          <w:bCs/>
+          <w:color w:val="000000" w:themeColor="text1"/>
+          <w:sz w:val="24"/>
+          <w:szCs w:val="24"/>
+          <w:u w:val="single"/>
+          <w:lang w:val="en-US"/>
+        </w:rPr>
+        <w:t>webflux</w:t>
+      </w:r>
+      <w:proofErr w:type="spellEnd"/>
+      <w:r>
+        <w:rPr>
+          <w:b/>
+          <w:bCs/>
+          <w:color w:val="000000" w:themeColor="text1"/>
+          <w:sz w:val="24"/>
+          <w:szCs w:val="24"/>
+          <w:u w:val="single"/>
+          <w:lang w:val="en-US"/>
+        </w:rPr>
+        <w:t>?:</w:t>
       </w:r>
     </w:p>
     <w:p>
@@ -141,7 +229,49 @@
         <w:rPr>
           <w:color w:val="000000" w:themeColor="text1"/>
         </w:rPr>
-        <w:t>spring mvc each request occupies a thread until its finished which is blocking. Webflux uses non-blocking model which allows the thread to handle another request while it waits for i/o or network process.</w:t>
+        <w:t xml:space="preserve">spring </w:t>
+      </w:r>
+      <w:proofErr w:type="spellStart"/>
+      <w:r>
+        <w:rPr>
+          <w:color w:val="000000" w:themeColor="text1"/>
+        </w:rPr>
+        <w:t>mvc</w:t>
+      </w:r>
+      <w:proofErr w:type="spellEnd"/>
+      <w:r>
+        <w:rPr>
+          <w:color w:val="000000" w:themeColor="text1"/>
+        </w:rPr>
+        <w:t xml:space="preserve"> each request occupies a thread until its finished which is blocking. </w:t>
+      </w:r>
+      <w:proofErr w:type="spellStart"/>
+      <w:r>
+        <w:rPr>
+          <w:color w:val="000000" w:themeColor="text1"/>
+        </w:rPr>
+        <w:t>Webflux</w:t>
+      </w:r>
+      <w:proofErr w:type="spellEnd"/>
+      <w:r>
+        <w:rPr>
+          <w:color w:val="000000" w:themeColor="text1"/>
+        </w:rPr>
+        <w:t xml:space="preserve"> uses non-blocking model which allows the thread to handle another request while it waits for </w:t>
+      </w:r>
+      <w:proofErr w:type="spellStart"/>
+      <w:r>
+        <w:rPr>
+          <w:color w:val="000000" w:themeColor="text1"/>
+        </w:rPr>
+        <w:t>i</w:t>
+      </w:r>
+      <w:proofErr w:type="spellEnd"/>
+      <w:r>
+        <w:rPr>
+          <w:color w:val="000000" w:themeColor="text1"/>
+        </w:rPr>
+        <w:t>/o or network process.</w:t>
       </w:r>
     </w:p>
     <w:p>
@@ -227,7 +357,21 @@
         <w:rPr>
           <w:color w:val="000000" w:themeColor="text1"/>
         </w:rPr>
-        <w:t xml:space="preserve">In reactive programming we have publishers and subscribers. Its basically an event loop that uses the publisher subscriber. </w:t>
+        <w:t xml:space="preserve">In reactive programming we have publishers and subscribers. </w:t>
+      </w:r>
+      <w:proofErr w:type="spellStart"/>
+      <w:r>
+        <w:rPr>
+          <w:color w:val="000000" w:themeColor="text1"/>
+        </w:rPr>
+        <w:t>Its</w:t>
+      </w:r>
+      <w:proofErr w:type="spellEnd"/>
+      <w:r>
+        <w:rPr>
+          <w:color w:val="000000" w:themeColor="text1"/>
+        </w:rPr>
+        <w:t xml:space="preserve"> basically an event loop that uses the publisher subscriber. </w:t>
       </w:r>
     </w:p>
     <w:p>
@@ -263,25 +407,90 @@
     <w:p>
       <w:pPr>
         <w:rPr>
-          <w:color w:val="000000" w:themeColor="text1"/>
-        </w:rPr>
-      </w:pPr>
-      <w:r>
-        <w:rPr>
-          <w:color w:val="000000" w:themeColor="text1"/>
-        </w:rPr>
-        <w:t>Mono as a function return type.</w:t>
-      </w:r>
-    </w:p>
-    <w:p>
-      <w:pPr>
-        <w:rPr>
-          <w:color w:val="000000" w:themeColor="text1"/>
-        </w:rPr>
-      </w:pPr>
-      <w:r>
-        <w:rPr>
-          <w:color w:val="000000" w:themeColor="text1"/>
+          <w:b/>
+          <w:bCs/>
+          <w:color w:val="000000" w:themeColor="text1"/>
+          <w:sz w:val="24"/>
+          <w:szCs w:val="24"/>
+        </w:rPr>
+      </w:pPr>
+      <w:r>
+        <w:rPr>
+          <w:b/>
+          <w:bCs/>
+          <w:color w:val="000000" w:themeColor="text1"/>
+          <w:sz w:val="24"/>
+          <w:szCs w:val="24"/>
+        </w:rPr>
+        <w:t>Mono as a function return type</w:t>
+      </w:r>
+      <w:r>
+        <w:rPr>
+          <w:b/>
+          <w:bCs/>
+          <w:color w:val="000000" w:themeColor="text1"/>
+          <w:sz w:val="24"/>
+          <w:szCs w:val="24"/>
+        </w:rPr>
+        <w:t>:</w:t>
+      </w:r>
+    </w:p>
+    <w:p>
+      <w:pPr>
+        <w:rPr>
+          <w:color w:val="000000" w:themeColor="text1"/>
+        </w:rPr>
+      </w:pPr>
+      <w:r>
+        <w:rPr>
+          <w:color w:val="000000" w:themeColor="text1"/>
+        </w:rPr>
+        <w:t>Conceptually, Mono&lt;T&gt; is not the result itself. It is an object that represents an asynchronous computation capable of producing at most one result in the future. Returning a Mono allows methods to define reactive workflows, defer execution until needed, avoid blocking threads, and compose asynchronous operations efficiently.</w:t>
+      </w:r>
+    </w:p>
+    <w:p>
+      <w:pPr>
+        <w:rPr>
+          <w:color w:val="000000" w:themeColor="text1"/>
+        </w:rPr>
+      </w:pPr>
+      <w:r>
+        <w:rPr>
+          <w:color w:val="000000" w:themeColor="text1"/>
+        </w:rPr>
+        <w:t>a mono triggered ones the result is ready</w:t>
+      </w:r>
+      <w:r>
+        <w:rPr>
+          <w:color w:val="000000" w:themeColor="text1"/>
+        </w:rPr>
+        <w:t>.</w:t>
+      </w:r>
+    </w:p>
+    <w:p>
+      <w:pPr>
+        <w:rPr>
+          <w:color w:val="000000" w:themeColor="text1"/>
+        </w:rPr>
+      </w:pPr>
+    </w:p>
+    <w:p>
+      <w:pPr>
+        <w:rPr>
+          <w:b/>
+          <w:bCs/>
+          <w:color w:val="000000" w:themeColor="text1"/>
+          <w:sz w:val="24"/>
+          <w:szCs w:val="24"/>
+        </w:rPr>
+      </w:pPr>
+      <w:r>
+        <w:rPr>
+          <w:b/>
+          <w:bCs/>
+          <w:color w:val="000000" w:themeColor="text1"/>
+          <w:sz w:val="24"/>
+          <w:szCs w:val="24"/>
         </w:rPr>
         <w:t>Mono as a publisher</w:t>
       </w:r>
@@ -289,12 +498,20 @@
     <w:p>
       <w:pPr>
         <w:rPr>
-          <w:color w:val="000000" w:themeColor="text1"/>
-        </w:rPr>
-      </w:pPr>
-      <w:r>
-        <w:rPr>
-          <w:color w:val="000000" w:themeColor="text1"/>
+          <w:b/>
+          <w:bCs/>
+          <w:color w:val="000000" w:themeColor="text1"/>
+          <w:sz w:val="24"/>
+          <w:szCs w:val="24"/>
+        </w:rPr>
+      </w:pPr>
+      <w:r>
+        <w:rPr>
+          <w:b/>
+          <w:bCs/>
+          <w:color w:val="000000" w:themeColor="text1"/>
+          <w:sz w:val="24"/>
+          <w:szCs w:val="24"/>
         </w:rPr>
         <w:t>Subscribing to mono</w:t>
       </w:r>
@@ -302,12 +519,20 @@
     <w:p>
       <w:pPr>
         <w:rPr>
-          <w:color w:val="000000" w:themeColor="text1"/>
-        </w:rPr>
-      </w:pPr>
-      <w:r>
-        <w:rPr>
-          <w:color w:val="000000" w:themeColor="text1"/>
+          <w:b/>
+          <w:bCs/>
+          <w:color w:val="000000" w:themeColor="text1"/>
+          <w:sz w:val="24"/>
+          <w:szCs w:val="24"/>
+        </w:rPr>
+      </w:pPr>
+      <w:r>
+        <w:rPr>
+          <w:b/>
+          <w:bCs/>
+          <w:color w:val="000000" w:themeColor="text1"/>
+          <w:sz w:val="24"/>
+          <w:szCs w:val="24"/>
         </w:rPr>
         <w:t>Logging a mono</w:t>
       </w:r>
@@ -315,12 +540,20 @@
     <w:p>
       <w:pPr>
         <w:rPr>
-          <w:color w:val="000000" w:themeColor="text1"/>
-        </w:rPr>
-      </w:pPr>
-      <w:r>
-        <w:rPr>
-          <w:color w:val="000000" w:themeColor="text1"/>
+          <w:b/>
+          <w:bCs/>
+          <w:color w:val="000000" w:themeColor="text1"/>
+          <w:sz w:val="24"/>
+          <w:szCs w:val="24"/>
+        </w:rPr>
+      </w:pPr>
+      <w:r>
+        <w:rPr>
+          <w:b/>
+          <w:bCs/>
+          <w:color w:val="000000" w:themeColor="text1"/>
+          <w:sz w:val="24"/>
+          <w:szCs w:val="24"/>
         </w:rPr>
         <w:t>Using the Just or empty for the mono return type</w:t>
       </w:r>
@@ -328,12 +561,20 @@
     <w:p>
       <w:pPr>
         <w:rPr>
-          <w:color w:val="000000" w:themeColor="text1"/>
-        </w:rPr>
-      </w:pPr>
-      <w:r>
-        <w:rPr>
-          <w:color w:val="000000" w:themeColor="text1"/>
+          <w:b/>
+          <w:bCs/>
+          <w:color w:val="000000" w:themeColor="text1"/>
+          <w:sz w:val="24"/>
+          <w:szCs w:val="24"/>
+        </w:rPr>
+      </w:pPr>
+      <w:r>
+        <w:rPr>
+          <w:b/>
+          <w:bCs/>
+          <w:color w:val="000000" w:themeColor="text1"/>
+          <w:sz w:val="24"/>
+          <w:szCs w:val="24"/>
         </w:rPr>
         <w:t>Flux publisher</w:t>
       </w:r>
@@ -950,7 +1191,6 @@
   <w:style w:type="character" w:default="1" w:styleId="DefaultParagraphFont">
     <w:name w:val="Default Paragraph Font"/>
     <w:uiPriority w:val="1"/>
-    <w:semiHidden/>
     <w:unhideWhenUsed/>
   </w:style>
   <w:style w:type="table" w:default="1" w:styleId="TableNormal">

--- a/WebFlux Notes.docx
+++ b/WebFlux Notes.docx
@@ -67,6 +67,7 @@
         <w:t xml:space="preserve">What is </w:t>
       </w:r>
       <w:proofErr w:type="spellStart"/>
+      <w:proofErr w:type="gramStart"/>
       <w:r>
         <w:rPr>
           <w:b/>
@@ -104,6 +105,7 @@
         </w:rPr>
         <w:t>:</w:t>
       </w:r>
+      <w:proofErr w:type="gramEnd"/>
     </w:p>
     <w:p>
       <w:pPr>
@@ -187,6 +189,7 @@
         <w:t xml:space="preserve">Why do we need </w:t>
       </w:r>
       <w:proofErr w:type="spellStart"/>
+      <w:proofErr w:type="gramStart"/>
       <w:r>
         <w:rPr>
           <w:b/>
@@ -212,6 +215,7 @@
         </w:rPr>
         <w:t>?:</w:t>
       </w:r>
+      <w:proofErr w:type="gramEnd"/>
     </w:p>
     <w:p>
       <w:pPr>
@@ -360,6 +364,7 @@
         <w:t xml:space="preserve">In reactive programming we have publishers and subscribers. </w:t>
       </w:r>
       <w:proofErr w:type="spellStart"/>
+      <w:proofErr w:type="gramStart"/>
       <w:r>
         <w:rPr>
           <w:color w:val="000000" w:themeColor="text1"/>
@@ -367,6 +372,7 @@
         <w:t>Its</w:t>
       </w:r>
       <w:proofErr w:type="spellEnd"/>
+      <w:proofErr w:type="gramEnd"/>
       <w:r>
         <w:rPr>
           <w:color w:val="000000" w:themeColor="text1"/>
@@ -447,13 +453,12 @@
         </w:rPr>
         <w:t>Conceptually, Mono&lt;T&gt; is not the result itself. It is an object that represents an asynchronous computation capable of producing at most one result in the future. Returning a Mono allows methods to define reactive workflows, defer execution until needed, avoid blocking threads, and compose asynchronous operations efficiently.</w:t>
       </w:r>
-    </w:p>
-    <w:p>
-      <w:pPr>
-        <w:rPr>
-          <w:color w:val="000000" w:themeColor="text1"/>
-        </w:rPr>
-      </w:pPr>
+      <w:r>
+        <w:rPr>
+          <w:color w:val="000000" w:themeColor="text1"/>
+        </w:rPr>
+        <w:t xml:space="preserve"> </w:t>
+      </w:r>
       <w:r>
         <w:rPr>
           <w:color w:val="000000" w:themeColor="text1"/>
@@ -494,25 +499,63 @@
         </w:rPr>
         <w:t>Mono as a publisher</w:t>
       </w:r>
-    </w:p>
-    <w:p>
-      <w:pPr>
-        <w:rPr>
-          <w:b/>
-          <w:bCs/>
-          <w:color w:val="000000" w:themeColor="text1"/>
-          <w:sz w:val="24"/>
-          <w:szCs w:val="24"/>
-        </w:rPr>
-      </w:pPr>
-      <w:r>
-        <w:rPr>
-          <w:b/>
-          <w:bCs/>
-          <w:color w:val="000000" w:themeColor="text1"/>
-          <w:sz w:val="24"/>
-          <w:szCs w:val="24"/>
-        </w:rPr>
+      <w:r>
+        <w:rPr>
+          <w:b/>
+          <w:bCs/>
+          <w:color w:val="000000" w:themeColor="text1"/>
+          <w:sz w:val="24"/>
+          <w:szCs w:val="24"/>
+        </w:rPr>
+        <w:t>:</w:t>
+      </w:r>
+    </w:p>
+    <w:p>
+      <w:pPr>
+        <w:rPr>
+          <w:color w:val="000000" w:themeColor="text1"/>
+        </w:rPr>
+      </w:pPr>
+      <w:r>
+        <w:rPr>
+          <w:color w:val="000000" w:themeColor="text1"/>
+        </w:rPr>
+        <w:t>A Mono is a Publisher in reactive programming because it represents a source that can publish at most one result to a Subscriber according to the Reactive Streams specification. Rather than holding an immediate value, a Mono describes an asynchronous and non-blocking computation that may eventually produce a single value, complete without producing any value, or terminate with an error. It is lazy, meaning the computation does not begin until a Subscriber requests the result, enabling efficient, event-driven communication between the producer (Publisher) and the consumer (Subscriber).</w:t>
+      </w:r>
+    </w:p>
+    <w:p>
+      <w:pPr>
+        <w:rPr>
+          <w:color w:val="000000" w:themeColor="text1"/>
+        </w:rPr>
+      </w:pPr>
+    </w:p>
+    <w:p>
+      <w:pPr>
+        <w:rPr>
+          <w:color w:val="000000" w:themeColor="text1"/>
+        </w:rPr>
+      </w:pPr>
+    </w:p>
+    <w:p>
+      <w:pPr>
+        <w:rPr>
+          <w:b/>
+          <w:bCs/>
+          <w:color w:val="000000" w:themeColor="text1"/>
+          <w:sz w:val="24"/>
+          <w:szCs w:val="24"/>
+        </w:rPr>
+      </w:pPr>
+      <w:r>
+        <w:rPr>
+          <w:b/>
+          <w:bCs/>
+          <w:color w:val="000000" w:themeColor="text1"/>
+          <w:sz w:val="24"/>
+          <w:szCs w:val="24"/>
+        </w:rPr>
+        <w:lastRenderedPageBreak/>
         <w:t>Subscribing to mono</w:t>
       </w:r>
     </w:p>

--- a/WebFlux Notes.docx
+++ b/WebFlux Notes.docx
@@ -558,6 +558,36 @@
         <w:lastRenderedPageBreak/>
         <w:t>Subscribing to mono</w:t>
       </w:r>
+      <w:r>
+        <w:rPr>
+          <w:b/>
+          <w:bCs/>
+          <w:color w:val="000000" w:themeColor="text1"/>
+          <w:sz w:val="24"/>
+          <w:szCs w:val="24"/>
+        </w:rPr>
+        <w:t>:</w:t>
+      </w:r>
+    </w:p>
+    <w:p>
+      <w:pPr>
+        <w:rPr>
+          <w:color w:val="000000" w:themeColor="text1"/>
+        </w:rPr>
+      </w:pPr>
+      <w:r>
+        <w:rPr>
+          <w:color w:val="000000" w:themeColor="text1"/>
+        </w:rPr>
+        <w:t>Subscribing to a Mono is the process by which a Subscriber expresses interest in receiving the result that the Mono may produce. In reactive programming, a Mono does not execute or emit any data on its own because it is lazy. The reactive pipeline begins only when a subscription is made. Once subscribed, the Mono can produce one value, no value, or an error, after which it signals completion. Subscribing therefore activates the asynchronous, non-blocking data flow between the Mono (Publisher) and the Subscriber, allowing the result to be delivered when it becomes available.</w:t>
+      </w:r>
+    </w:p>
+    <w:p>
+      <w:pPr>
+        <w:rPr>
+          <w:color w:val="000000" w:themeColor="text1"/>
+        </w:rPr>
+      </w:pPr>
     </w:p>
     <w:p>
       <w:pPr>

--- a/WebFlux Notes.docx
+++ b/WebFlux Notes.docx
@@ -609,6 +609,174 @@
         </w:rPr>
         <w:t>Logging a mono</w:t>
       </w:r>
+      <w:r>
+        <w:rPr>
+          <w:b/>
+          <w:bCs/>
+          <w:color w:val="000000" w:themeColor="text1"/>
+          <w:sz w:val="24"/>
+          <w:szCs w:val="24"/>
+        </w:rPr>
+        <w:t>:</w:t>
+      </w:r>
+    </w:p>
+    <w:p>
+      <w:pPr>
+        <w:rPr>
+          <w:color w:val="000000" w:themeColor="text1"/>
+        </w:rPr>
+      </w:pPr>
+      <w:r>
+        <w:rPr>
+          <w:color w:val="000000" w:themeColor="text1"/>
+        </w:rPr>
+        <w:t xml:space="preserve">In Java reactive programming, logging a Mono means observing and recording the events that occur during its lifecycle without changing its </w:t>
+      </w:r>
+      <w:proofErr w:type="spellStart"/>
+      <w:r>
+        <w:rPr>
+          <w:color w:val="000000" w:themeColor="text1"/>
+        </w:rPr>
+        <w:t>behavior</w:t>
+      </w:r>
+      <w:proofErr w:type="spellEnd"/>
+      <w:r>
+        <w:rPr>
+          <w:color w:val="000000" w:themeColor="text1"/>
+        </w:rPr>
+        <w:t xml:space="preserve">. Since a Mono is lazy and represents an asynchronous computation that emits either a single value, completes without a value, or signals an error, logging is typically done using operators such as </w:t>
+      </w:r>
+      <w:proofErr w:type="spellStart"/>
+      <w:proofErr w:type="gramStart"/>
+      <w:r>
+        <w:rPr>
+          <w:color w:val="000000" w:themeColor="text1"/>
+        </w:rPr>
+        <w:t>doOnNext</w:t>
+      </w:r>
+      <w:proofErr w:type="spellEnd"/>
+      <w:r>
+        <w:rPr>
+          <w:color w:val="000000" w:themeColor="text1"/>
+        </w:rPr>
+        <w:t>(</w:t>
+      </w:r>
+      <w:proofErr w:type="gramEnd"/>
+      <w:r>
+        <w:rPr>
+          <w:color w:val="000000" w:themeColor="text1"/>
+        </w:rPr>
+        <w:t xml:space="preserve">), </w:t>
+      </w:r>
+      <w:proofErr w:type="spellStart"/>
+      <w:proofErr w:type="gramStart"/>
+      <w:r>
+        <w:rPr>
+          <w:color w:val="000000" w:themeColor="text1"/>
+        </w:rPr>
+        <w:t>doOnSuccess</w:t>
+      </w:r>
+      <w:proofErr w:type="spellEnd"/>
+      <w:r>
+        <w:rPr>
+          <w:color w:val="000000" w:themeColor="text1"/>
+        </w:rPr>
+        <w:t>(</w:t>
+      </w:r>
+      <w:proofErr w:type="gramEnd"/>
+      <w:r>
+        <w:rPr>
+          <w:color w:val="000000" w:themeColor="text1"/>
+        </w:rPr>
+        <w:t xml:space="preserve">), </w:t>
+      </w:r>
+      <w:proofErr w:type="spellStart"/>
+      <w:proofErr w:type="gramStart"/>
+      <w:r>
+        <w:rPr>
+          <w:color w:val="000000" w:themeColor="text1"/>
+        </w:rPr>
+        <w:t>doOnError</w:t>
+      </w:r>
+      <w:proofErr w:type="spellEnd"/>
+      <w:r>
+        <w:rPr>
+          <w:color w:val="000000" w:themeColor="text1"/>
+        </w:rPr>
+        <w:t>(</w:t>
+      </w:r>
+      <w:proofErr w:type="gramEnd"/>
+      <w:r>
+        <w:rPr>
+          <w:color w:val="000000" w:themeColor="text1"/>
+        </w:rPr>
+        <w:t xml:space="preserve">), </w:t>
+      </w:r>
+      <w:proofErr w:type="spellStart"/>
+      <w:proofErr w:type="gramStart"/>
+      <w:r>
+        <w:rPr>
+          <w:color w:val="000000" w:themeColor="text1"/>
+        </w:rPr>
+        <w:t>doOnSubscribe</w:t>
+      </w:r>
+      <w:proofErr w:type="spellEnd"/>
+      <w:r>
+        <w:rPr>
+          <w:color w:val="000000" w:themeColor="text1"/>
+        </w:rPr>
+        <w:t>(</w:t>
+      </w:r>
+      <w:proofErr w:type="gramEnd"/>
+      <w:r>
+        <w:rPr>
+          <w:color w:val="000000" w:themeColor="text1"/>
+        </w:rPr>
+        <w:t xml:space="preserve">), and </w:t>
+      </w:r>
+      <w:proofErr w:type="spellStart"/>
+      <w:proofErr w:type="gramStart"/>
+      <w:r>
+        <w:rPr>
+          <w:color w:val="000000" w:themeColor="text1"/>
+        </w:rPr>
+        <w:t>doFinally</w:t>
+      </w:r>
+      <w:proofErr w:type="spellEnd"/>
+      <w:r>
+        <w:rPr>
+          <w:color w:val="000000" w:themeColor="text1"/>
+        </w:rPr>
+        <w:t>(</w:t>
+      </w:r>
+      <w:proofErr w:type="gramEnd"/>
+      <w:r>
+        <w:rPr>
+          <w:color w:val="000000" w:themeColor="text1"/>
+        </w:rPr>
+        <w:t xml:space="preserve">). These operators allow developers to trace data flow, monitor execution, debug issues, and verify application </w:t>
+      </w:r>
+      <w:proofErr w:type="spellStart"/>
+      <w:r>
+        <w:rPr>
+          <w:color w:val="000000" w:themeColor="text1"/>
+        </w:rPr>
+        <w:t>behavior</w:t>
+      </w:r>
+      <w:proofErr w:type="spellEnd"/>
+      <w:r>
+        <w:rPr>
+          <w:color w:val="000000" w:themeColor="text1"/>
+        </w:rPr>
+        <w:t xml:space="preserve"> at different stages of the reactive pipeline. The logging code is executed only when the Mono is subscribed to, making it a useful, non-intrusive way to gain visibility into reactive streams while preserving their functional nature.</w:t>
+      </w:r>
+    </w:p>
+    <w:p>
+      <w:pPr>
+        <w:rPr>
+          <w:color w:val="000000" w:themeColor="text1"/>
+        </w:rPr>
+      </w:pPr>
     </w:p>
     <w:p>
       <w:pPr>

--- a/WebFlux Notes.docx
+++ b/WebFlux Notes.docx
@@ -798,6 +798,96 @@
         </w:rPr>
         <w:t>Using the Just or empty for the mono return type</w:t>
       </w:r>
+      <w:r>
+        <w:rPr>
+          <w:b/>
+          <w:bCs/>
+          <w:color w:val="000000" w:themeColor="text1"/>
+          <w:sz w:val="24"/>
+          <w:szCs w:val="24"/>
+        </w:rPr>
+        <w:t>:</w:t>
+      </w:r>
+    </w:p>
+    <w:p>
+      <w:pPr>
+        <w:rPr>
+          <w:color w:val="000000" w:themeColor="text1"/>
+        </w:rPr>
+      </w:pPr>
+      <w:r>
+        <w:rPr>
+          <w:color w:val="000000" w:themeColor="text1"/>
+        </w:rPr>
+        <w:t xml:space="preserve">In Java reactive programming (such as with Project Reactor), a Mono represents a reactive stream that emits zero or one item. Use </w:t>
+      </w:r>
+      <w:proofErr w:type="spellStart"/>
+      <w:r>
+        <w:rPr>
+          <w:color w:val="000000" w:themeColor="text1"/>
+        </w:rPr>
+        <w:t>Mono.just</w:t>
+      </w:r>
+      <w:proofErr w:type="spellEnd"/>
+      <w:r>
+        <w:rPr>
+          <w:color w:val="000000" w:themeColor="text1"/>
+        </w:rPr>
+        <w:t xml:space="preserve">(value) when you have a non-null value that you want to emit to the subscriber, as it creates a Mono containing that single value. Use </w:t>
+      </w:r>
+      <w:proofErr w:type="spellStart"/>
+      <w:r>
+        <w:rPr>
+          <w:color w:val="000000" w:themeColor="text1"/>
+        </w:rPr>
+        <w:t>Mono.empty</w:t>
+      </w:r>
+      <w:proofErr w:type="spellEnd"/>
+      <w:r>
+        <w:rPr>
+          <w:color w:val="000000" w:themeColor="text1"/>
+        </w:rPr>
+        <w:t xml:space="preserve">() when there is no value to return, but you still want to complete the reactive stream successfully without emitting any data. For example, if a database lookup finds a record, return </w:t>
+      </w:r>
+      <w:proofErr w:type="spellStart"/>
+      <w:r>
+        <w:rPr>
+          <w:color w:val="000000" w:themeColor="text1"/>
+        </w:rPr>
+        <w:t>Mono.just</w:t>
+      </w:r>
+      <w:proofErr w:type="spellEnd"/>
+      <w:r>
+        <w:rPr>
+          <w:color w:val="000000" w:themeColor="text1"/>
+        </w:rPr>
+        <w:t xml:space="preserve">(record); if no record exists, return </w:t>
+      </w:r>
+      <w:proofErr w:type="spellStart"/>
+      <w:r>
+        <w:rPr>
+          <w:color w:val="000000" w:themeColor="text1"/>
+        </w:rPr>
+        <w:t>Mono.empty</w:t>
+      </w:r>
+      <w:proofErr w:type="spellEnd"/>
+      <w:r>
+        <w:rPr>
+          <w:color w:val="000000" w:themeColor="text1"/>
+        </w:rPr>
+        <w:t>(). This approach avoids returning null, which is not allowed in reactive streams, and clearly indicates whether a result is present or absent while maintaining a consistent reactive API.</w:t>
+      </w:r>
+    </w:p>
+    <w:p>
+      <w:pPr>
+        <w:rPr>
+          <w:b/>
+          <w:bCs/>
+          <w:color w:val="000000" w:themeColor="text1"/>
+          <w:sz w:val="24"/>
+          <w:szCs w:val="24"/>
+        </w:rPr>
+      </w:pPr>
     </w:p>
     <w:p>
       <w:pPr>

--- a/WebFlux Notes.docx
+++ b/WebFlux Notes.docx
@@ -908,6 +908,107 @@
           <w:szCs w:val="24"/>
         </w:rPr>
         <w:t>Flux publisher</w:t>
+      </w:r>
+      <w:r>
+        <w:rPr>
+          <w:b/>
+          <w:bCs/>
+          <w:color w:val="000000" w:themeColor="text1"/>
+          <w:sz w:val="24"/>
+          <w:szCs w:val="24"/>
+        </w:rPr>
+        <w:t>:</w:t>
+      </w:r>
+    </w:p>
+    <w:p>
+      <w:pPr>
+        <w:rPr>
+          <w:color w:val="000000" w:themeColor="text1"/>
+        </w:rPr>
+      </w:pPr>
+      <w:r>
+        <w:rPr>
+          <w:color w:val="000000" w:themeColor="text1"/>
+        </w:rPr>
+        <w:t xml:space="preserve">A Flux publisher in Java reactive programming (from the Reactor library) is a reactive stream that can emit zero, one, or many data items asynchronously, followed by either a completion signal or an error signal. It implements the Reactive Streams Publisher interface and is commonly used when working with collections, continuous event streams, or data that arrives over time. A Flux supports non-blocking, asynchronous processing and backpressure, allowing subscribers to control how much data they receive at a time to prevent being overwhelmed. Developers can transform, filter, combine, and process emitted items using operators such as </w:t>
+      </w:r>
+      <w:proofErr w:type="gramStart"/>
+      <w:r>
+        <w:rPr>
+          <w:color w:val="000000" w:themeColor="text1"/>
+        </w:rPr>
+        <w:t>map(</w:t>
+      </w:r>
+      <w:proofErr w:type="gramEnd"/>
+      <w:r>
+        <w:rPr>
+          <w:color w:val="000000" w:themeColor="text1"/>
+        </w:rPr>
+        <w:t xml:space="preserve">), </w:t>
+      </w:r>
+      <w:proofErr w:type="gramStart"/>
+      <w:r>
+        <w:rPr>
+          <w:color w:val="000000" w:themeColor="text1"/>
+        </w:rPr>
+        <w:t>filter(</w:t>
+      </w:r>
+      <w:proofErr w:type="gramEnd"/>
+      <w:r>
+        <w:rPr>
+          <w:color w:val="000000" w:themeColor="text1"/>
+        </w:rPr>
+        <w:t xml:space="preserve">), </w:t>
+      </w:r>
+      <w:proofErr w:type="spellStart"/>
+      <w:proofErr w:type="gramStart"/>
+      <w:r>
+        <w:rPr>
+          <w:color w:val="000000" w:themeColor="text1"/>
+        </w:rPr>
+        <w:t>flatMap</w:t>
+      </w:r>
+      <w:proofErr w:type="spellEnd"/>
+      <w:r>
+        <w:rPr>
+          <w:color w:val="000000" w:themeColor="text1"/>
+        </w:rPr>
+        <w:t>(</w:t>
+      </w:r>
+      <w:proofErr w:type="gramEnd"/>
+      <w:r>
+        <w:rPr>
+          <w:color w:val="000000" w:themeColor="text1"/>
+        </w:rPr>
+        <w:t xml:space="preserve">), and </w:t>
+      </w:r>
+      <w:proofErr w:type="gramStart"/>
+      <w:r>
+        <w:rPr>
+          <w:color w:val="000000" w:themeColor="text1"/>
+        </w:rPr>
+        <w:t>reduce(</w:t>
+      </w:r>
+      <w:proofErr w:type="gramEnd"/>
+      <w:r>
+        <w:rPr>
+          <w:color w:val="000000" w:themeColor="text1"/>
+        </w:rPr>
+        <w:t xml:space="preserve">), making Flux a core building block for scalable, event-driven applications in frameworks like Spring </w:t>
+      </w:r>
+      <w:proofErr w:type="spellStart"/>
+      <w:r>
+        <w:rPr>
+          <w:color w:val="000000" w:themeColor="text1"/>
+        </w:rPr>
+        <w:t>WebFlux</w:t>
+      </w:r>
+      <w:proofErr w:type="spellEnd"/>
+      <w:r>
+        <w:rPr>
+          <w:color w:val="000000" w:themeColor="text1"/>
+        </w:rPr>
+        <w:t>.</w:t>
       </w:r>
     </w:p>
     <w:sectPr>
